--- a/atlh-muh0057-mik-hma/ATLH-MUH0057-TRD-26-01.docx
+++ b/atlh-muh0057-mik-hma/ATLH-MUH0057-TRD-26-01.docx
@@ -154,7 +154,16 @@
           <w:szCs w:val="20"/>
           <w:u w:val="none"/>
         </w:rPr>
-        <w:t>February 24, 2026</w:t>
+        <w:t>March 6</w:t>
+      </w:r>
+      <w:r>
+        <w:rPr>
+          <w:color w:val="auto"/>
+          <w:sz w:val="20"/>
+          <w:szCs w:val="20"/>
+          <w:u w:val="none"/>
+        </w:rPr>
+        <w:t>, 2026</w:t>
       </w:r>
     </w:p>
     <w:p>
@@ -186,54 +195,6 @@
       </w:r>
       <w:r>
         <w:rPr>
-          <w:smallCaps w:val="false"/>
-          <w:caps w:val="false"/>
-          <w:sz w:val="20"/>
-          <w:i w:val="false"/>
-          <w:u w:val="none"/>
-          <w:szCs w:val="20"/>
-          <w:color w:val="auto"/>
-        </w:rPr>
-        <w:instrText xml:space="preserve"> DOCPROPERTY "CoTicker"</w:instrText>
-      </w:r>
-      <w:r>
-        <w:rPr>
-          <w:smallCaps w:val="false"/>
-          <w:caps w:val="false"/>
-          <w:sz w:val="20"/>
-          <w:i w:val="false"/>
-          <w:u w:val="none"/>
-          <w:szCs w:val="20"/>
-          <w:color w:val="auto"/>
-        </w:rPr>
-        <w:fldChar w:fldCharType="separate"/>
-      </w:r>
-      <w:r>
-        <w:rPr>
-          <w:smallCaps w:val="false"/>
-          <w:caps w:val="false"/>
-          <w:sz w:val="20"/>
-          <w:i w:val="false"/>
-          <w:u w:val="none"/>
-          <w:szCs w:val="20"/>
-          <w:color w:val="auto"/>
-        </w:rPr>
-        <w:t>ATLH</w:t>
-      </w:r>
-      <w:r>
-        <w:rPr>
-          <w:smallCaps w:val="false"/>
-          <w:caps w:val="false"/>
-          <w:sz w:val="20"/>
-          <w:i w:val="false"/>
-          <w:u w:val="none"/>
-          <w:szCs w:val="20"/>
-          <w:color w:val="auto"/>
-        </w:rPr>
-        <w:fldChar w:fldCharType="end"/>
-      </w:r>
-      <w:r>
-        <w:rPr>
           <w:i w:val="false"/>
           <w:caps w:val="false"/>
           <w:smallCaps w:val="false"/>
@@ -242,7 +203,7 @@
           <w:szCs w:val="20"/>
           <w:u w:val="none"/>
         </w:rPr>
-        <w:t>-</w:t>
+        <w:instrText xml:space="preserve"> DOCPROPERTY "CoTicker"</w:instrText>
       </w:r>
       <w:r>
         <w:rPr>
@@ -254,55 +215,7 @@
           <w:szCs w:val="20"/>
           <w:u w:val="none"/>
         </w:rPr>
-        <w:fldChar w:fldCharType="begin"/>
-      </w:r>
-      <w:r>
-        <w:rPr>
-          <w:smallCaps w:val="false"/>
-          <w:caps w:val="false"/>
-          <w:sz w:val="20"/>
-          <w:i w:val="false"/>
-          <w:u w:val="none"/>
-          <w:szCs w:val="20"/>
-          <w:color w:val="auto"/>
-        </w:rPr>
-        <w:instrText xml:space="preserve"> DOCPROPERTY "Folio1"</w:instrText>
-      </w:r>
-      <w:r>
-        <w:rPr>
-          <w:smallCaps w:val="false"/>
-          <w:caps w:val="false"/>
-          <w:sz w:val="20"/>
-          <w:i w:val="false"/>
-          <w:u w:val="none"/>
-          <w:szCs w:val="20"/>
-          <w:color w:val="auto"/>
-        </w:rPr>
         <w:fldChar w:fldCharType="separate"/>
-      </w:r>
-      <w:r>
-        <w:rPr>
-          <w:smallCaps w:val="false"/>
-          <w:caps w:val="false"/>
-          <w:sz w:val="20"/>
-          <w:i w:val="false"/>
-          <w:u w:val="none"/>
-          <w:szCs w:val="20"/>
-          <w:color w:val="auto"/>
-        </w:rPr>
-        <w:t>MUH0057</w:t>
-      </w:r>
-      <w:r>
-        <w:rPr>
-          <w:smallCaps w:val="false"/>
-          <w:caps w:val="false"/>
-          <w:sz w:val="20"/>
-          <w:i w:val="false"/>
-          <w:u w:val="none"/>
-          <w:szCs w:val="20"/>
-          <w:color w:val="auto"/>
-        </w:rPr>
-        <w:fldChar w:fldCharType="end"/>
       </w:r>
       <w:r>
         <w:rPr>
@@ -314,7 +227,7 @@
           <w:szCs w:val="20"/>
           <w:u w:val="none"/>
         </w:rPr>
-        <w:t>-</w:t>
+        <w:t>ATLH</w:t>
       </w:r>
       <w:r>
         <w:rPr>
@@ -326,53 +239,149 @@
           <w:szCs w:val="20"/>
           <w:u w:val="none"/>
         </w:rPr>
+        <w:fldChar w:fldCharType="end"/>
+      </w:r>
+      <w:r>
+        <w:rPr>
+          <w:i w:val="false"/>
+          <w:caps w:val="false"/>
+          <w:smallCaps w:val="false"/>
+          <w:color w:val="auto"/>
+          <w:sz w:val="20"/>
+          <w:szCs w:val="20"/>
+          <w:u w:val="none"/>
+        </w:rPr>
+        <w:t>-</w:t>
+      </w:r>
+      <w:r>
+        <w:rPr>
+          <w:i w:val="false"/>
+          <w:caps w:val="false"/>
+          <w:smallCaps w:val="false"/>
+          <w:color w:val="auto"/>
+          <w:sz w:val="20"/>
+          <w:szCs w:val="20"/>
+          <w:u w:val="none"/>
+        </w:rPr>
         <w:fldChar w:fldCharType="begin"/>
       </w:r>
       <w:r>
         <w:rPr>
+          <w:i w:val="false"/>
+          <w:caps w:val="false"/>
           <w:smallCaps w:val="false"/>
+          <w:color w:val="auto"/>
+          <w:sz w:val="20"/>
+          <w:szCs w:val="20"/>
+          <w:u w:val="none"/>
+        </w:rPr>
+        <w:instrText xml:space="preserve"> DOCPROPERTY "Folio1"</w:instrText>
+      </w:r>
+      <w:r>
+        <w:rPr>
+          <w:i w:val="false"/>
           <w:caps w:val="false"/>
-          <w:sz w:val="20"/>
+          <w:smallCaps w:val="false"/>
+          <w:color w:val="auto"/>
+          <w:sz w:val="20"/>
+          <w:szCs w:val="20"/>
+          <w:u w:val="none"/>
+        </w:rPr>
+        <w:fldChar w:fldCharType="separate"/>
+      </w:r>
+      <w:r>
+        <w:rPr>
           <w:i w:val="false"/>
-          <w:u w:val="none"/>
-          <w:szCs w:val="20"/>
-          <w:color w:val="auto"/>
+          <w:caps w:val="false"/>
+          <w:smallCaps w:val="false"/>
+          <w:color w:val="auto"/>
+          <w:sz w:val="20"/>
+          <w:szCs w:val="20"/>
+          <w:u w:val="none"/>
+        </w:rPr>
+        <w:t>MUH0057</w:t>
+      </w:r>
+      <w:r>
+        <w:rPr>
+          <w:i w:val="false"/>
+          <w:caps w:val="false"/>
+          <w:smallCaps w:val="false"/>
+          <w:color w:val="auto"/>
+          <w:sz w:val="20"/>
+          <w:szCs w:val="20"/>
+          <w:u w:val="none"/>
+        </w:rPr>
+        <w:fldChar w:fldCharType="end"/>
+      </w:r>
+      <w:r>
+        <w:rPr>
+          <w:i w:val="false"/>
+          <w:caps w:val="false"/>
+          <w:smallCaps w:val="false"/>
+          <w:color w:val="auto"/>
+          <w:sz w:val="20"/>
+          <w:szCs w:val="20"/>
+          <w:u w:val="none"/>
+        </w:rPr>
+        <w:t>-</w:t>
+      </w:r>
+      <w:r>
+        <w:rPr>
+          <w:i w:val="false"/>
+          <w:caps w:val="false"/>
+          <w:smallCaps w:val="false"/>
+          <w:color w:val="auto"/>
+          <w:sz w:val="20"/>
+          <w:szCs w:val="20"/>
+          <w:u w:val="none"/>
+        </w:rPr>
+        <w:fldChar w:fldCharType="begin"/>
+      </w:r>
+      <w:r>
+        <w:rPr>
+          <w:i w:val="false"/>
+          <w:caps w:val="false"/>
+          <w:smallCaps w:val="false"/>
+          <w:color w:val="auto"/>
+          <w:sz w:val="20"/>
+          <w:szCs w:val="20"/>
+          <w:u w:val="none"/>
         </w:rPr>
         <w:instrText xml:space="preserve"> DOCPROPERTY "Reference"</w:instrText>
       </w:r>
       <w:r>
         <w:rPr>
+          <w:i w:val="false"/>
+          <w:caps w:val="false"/>
           <w:smallCaps w:val="false"/>
+          <w:color w:val="auto"/>
+          <w:sz w:val="20"/>
+          <w:szCs w:val="20"/>
+          <w:u w:val="none"/>
+        </w:rPr>
+        <w:fldChar w:fldCharType="separate"/>
+      </w:r>
+      <w:r>
+        <w:rPr>
+          <w:i w:val="false"/>
           <w:caps w:val="false"/>
-          <w:sz w:val="20"/>
+          <w:smallCaps w:val="false"/>
+          <w:color w:val="auto"/>
+          <w:sz w:val="20"/>
+          <w:szCs w:val="20"/>
+          <w:u w:val="none"/>
+        </w:rPr>
+        <w:t>26-02</w:t>
+      </w:r>
+      <w:r>
+        <w:rPr>
           <w:i w:val="false"/>
-          <w:u w:val="none"/>
-          <w:szCs w:val="20"/>
-          <w:color w:val="auto"/>
-        </w:rPr>
-        <w:fldChar w:fldCharType="separate"/>
-      </w:r>
-      <w:r>
-        <w:rPr>
+          <w:caps w:val="false"/>
           <w:smallCaps w:val="false"/>
-          <w:caps w:val="false"/>
-          <w:sz w:val="20"/>
-          <w:i w:val="false"/>
-          <w:u w:val="none"/>
-          <w:szCs w:val="20"/>
-          <w:color w:val="auto"/>
-        </w:rPr>
-        <w:t>TOS-26-01</w:t>
-      </w:r>
-      <w:r>
-        <w:rPr>
-          <w:smallCaps w:val="false"/>
-          <w:caps w:val="false"/>
-          <w:sz w:val="20"/>
-          <w:i w:val="false"/>
-          <w:u w:val="none"/>
-          <w:szCs w:val="20"/>
-          <w:color w:val="auto"/>
+          <w:color w:val="auto"/>
+          <w:sz w:val="20"/>
+          <w:szCs w:val="20"/>
+          <w:u w:val="none"/>
         </w:rPr>
         <w:fldChar w:fldCharType="end"/>
       </w:r>
@@ -403,7 +412,7 @@
           <w:szCs w:val="20"/>
           <w:u w:val="none"/>
         </w:rPr>
-        <w:t>Transfer of Shares From for Signature Verification</w:t>
+        <w:t>Deposit of E-Dividend through IBAN</w:t>
       </w:r>
     </w:p>
     <w:p>
@@ -436,48 +445,12 @@
       </w:r>
       <w:r>
         <w:rPr>
-          <w:sz w:val="20"/>
-          <w:b/>
-          <w:szCs w:val="20"/>
-          <w:bCs/>
-        </w:rPr>
-        <w:instrText xml:space="preserve"> DOCPROPERTY "Company"</w:instrText>
-      </w:r>
-      <w:r>
-        <w:rPr>
-          <w:sz w:val="20"/>
-          <w:b/>
-          <w:szCs w:val="20"/>
-          <w:bCs/>
-        </w:rPr>
-        <w:fldChar w:fldCharType="separate"/>
-      </w:r>
-      <w:r>
-        <w:rPr>
-          <w:sz w:val="20"/>
-          <w:b/>
-          <w:szCs w:val="20"/>
-          <w:bCs/>
-        </w:rPr>
-        <w:t>ATLAS HONDA LIMITED</w:t>
-      </w:r>
-      <w:r>
-        <w:rPr>
-          <w:sz w:val="20"/>
-          <w:b/>
-          <w:szCs w:val="20"/>
-          <w:bCs/>
-        </w:rPr>
-        <w:fldChar w:fldCharType="end"/>
-      </w:r>
-      <w:r>
-        <w:rPr>
           <w:b/>
           <w:bCs/>
           <w:sz w:val="20"/>
           <w:szCs w:val="20"/>
         </w:rPr>
-        <w:t xml:space="preserve"> </w:t>
+        <w:instrText xml:space="preserve"> DOCPROPERTY "Company"</w:instrText>
       </w:r>
       <w:r>
         <w:rPr>
@@ -486,7 +459,7 @@
           <w:sz w:val="20"/>
           <w:szCs w:val="20"/>
         </w:rPr>
-        <w:t>(</w:t>
+        <w:fldChar w:fldCharType="separate"/>
       </w:r>
       <w:r>
         <w:rPr>
@@ -495,43 +468,7 @@
           <w:sz w:val="20"/>
           <w:szCs w:val="20"/>
         </w:rPr>
-        <w:fldChar w:fldCharType="begin"/>
-      </w:r>
-      <w:r>
-        <w:rPr>
-          <w:sz w:val="20"/>
-          <w:b/>
-          <w:szCs w:val="20"/>
-          <w:bCs/>
-        </w:rPr>
-        <w:instrText xml:space="preserve"> DOCPROPERTY "CoTicker"</w:instrText>
-      </w:r>
-      <w:r>
-        <w:rPr>
-          <w:sz w:val="20"/>
-          <w:b/>
-          <w:szCs w:val="20"/>
-          <w:bCs/>
-        </w:rPr>
-        <w:fldChar w:fldCharType="separate"/>
-      </w:r>
-      <w:r>
-        <w:rPr>
-          <w:sz w:val="20"/>
-          <w:b/>
-          <w:szCs w:val="20"/>
-          <w:bCs/>
-        </w:rPr>
-        <w:t>ATLH</w:t>
-      </w:r>
-      <w:r>
-        <w:rPr>
-          <w:sz w:val="20"/>
-          <w:b/>
-          <w:szCs w:val="20"/>
-          <w:bCs/>
-        </w:rPr>
-        <w:fldChar w:fldCharType="end"/>
+        <w:t>ATLAS HONDA LIMITED</w:t>
       </w:r>
       <w:r>
         <w:rPr>
@@ -540,7 +477,7 @@
           <w:sz w:val="20"/>
           <w:szCs w:val="20"/>
         </w:rPr>
-        <w:t xml:space="preserve">)- Folio # </w:t>
+        <w:fldChar w:fldCharType="end"/>
       </w:r>
       <w:r>
         <w:rPr>
@@ -549,43 +486,7 @@
           <w:sz w:val="20"/>
           <w:szCs w:val="20"/>
         </w:rPr>
-        <w:fldChar w:fldCharType="begin"/>
-      </w:r>
-      <w:r>
-        <w:rPr>
-          <w:sz w:val="20"/>
-          <w:b/>
-          <w:szCs w:val="20"/>
-          <w:bCs/>
-        </w:rPr>
-        <w:instrText xml:space="preserve"> DOCPROPERTY "Folio1"</w:instrText>
-      </w:r>
-      <w:r>
-        <w:rPr>
-          <w:sz w:val="20"/>
-          <w:b/>
-          <w:szCs w:val="20"/>
-          <w:bCs/>
-        </w:rPr>
-        <w:fldChar w:fldCharType="separate"/>
-      </w:r>
-      <w:r>
-        <w:rPr>
-          <w:sz w:val="20"/>
-          <w:b/>
-          <w:szCs w:val="20"/>
-          <w:bCs/>
-        </w:rPr>
-        <w:t>MUH0057</w:t>
-      </w:r>
-      <w:r>
-        <w:rPr>
-          <w:sz w:val="20"/>
-          <w:b/>
-          <w:szCs w:val="20"/>
-          <w:bCs/>
-        </w:rPr>
-        <w:fldChar w:fldCharType="end"/>
+        <w:t xml:space="preserve"> </w:t>
       </w:r>
       <w:r>
         <w:rPr>
@@ -594,7 +495,7 @@
           <w:sz w:val="20"/>
           <w:szCs w:val="20"/>
         </w:rPr>
-        <w:t xml:space="preserve">, </w:t>
+        <w:t>(</w:t>
       </w:r>
       <w:r>
         <w:rPr>
@@ -603,7 +504,106 @@
           <w:sz w:val="20"/>
           <w:szCs w:val="20"/>
         </w:rPr>
-        <w:t>RAJ0007, and RAJ0006</w:t>
+        <w:fldChar w:fldCharType="begin"/>
+      </w:r>
+      <w:r>
+        <w:rPr>
+          <w:b/>
+          <w:bCs/>
+          <w:sz w:val="20"/>
+          <w:szCs w:val="20"/>
+        </w:rPr>
+        <w:instrText xml:space="preserve"> DOCPROPERTY "CoTicker"</w:instrText>
+      </w:r>
+      <w:r>
+        <w:rPr>
+          <w:b/>
+          <w:bCs/>
+          <w:sz w:val="20"/>
+          <w:szCs w:val="20"/>
+        </w:rPr>
+        <w:fldChar w:fldCharType="separate"/>
+      </w:r>
+      <w:r>
+        <w:rPr>
+          <w:b/>
+          <w:bCs/>
+          <w:sz w:val="20"/>
+          <w:szCs w:val="20"/>
+        </w:rPr>
+        <w:t>ATLH</w:t>
+      </w:r>
+      <w:r>
+        <w:rPr>
+          <w:b/>
+          <w:bCs/>
+          <w:sz w:val="20"/>
+          <w:szCs w:val="20"/>
+        </w:rPr>
+        <w:fldChar w:fldCharType="end"/>
+      </w:r>
+      <w:r>
+        <w:rPr>
+          <w:b/>
+          <w:bCs/>
+          <w:sz w:val="20"/>
+          <w:szCs w:val="20"/>
+        </w:rPr>
+        <w:t xml:space="preserve">)- Folio # </w:t>
+      </w:r>
+      <w:r>
+        <w:rPr>
+          <w:b/>
+          <w:bCs/>
+          <w:sz w:val="20"/>
+          <w:szCs w:val="20"/>
+        </w:rPr>
+        <w:fldChar w:fldCharType="begin"/>
+      </w:r>
+      <w:r>
+        <w:rPr>
+          <w:b/>
+          <w:bCs/>
+          <w:sz w:val="20"/>
+          <w:szCs w:val="20"/>
+        </w:rPr>
+        <w:instrText xml:space="preserve"> DOCPROPERTY "Folio1"</w:instrText>
+      </w:r>
+      <w:r>
+        <w:rPr>
+          <w:b/>
+          <w:bCs/>
+          <w:sz w:val="20"/>
+          <w:szCs w:val="20"/>
+        </w:rPr>
+        <w:fldChar w:fldCharType="separate"/>
+      </w:r>
+      <w:r>
+        <w:rPr>
+          <w:b/>
+          <w:bCs/>
+          <w:sz w:val="20"/>
+          <w:szCs w:val="20"/>
+        </w:rPr>
+        <w:t>MUH0057</w:t>
+      </w:r>
+      <w:r>
+        <w:rPr>
+          <w:b/>
+          <w:bCs/>
+          <w:sz w:val="20"/>
+          <w:szCs w:val="20"/>
+        </w:rPr>
+        <w:fldChar w:fldCharType="end"/>
+      </w:r>
+      <w:r>
+        <w:rPr>
+          <w:b/>
+          <w:bCs/>
+          <w:sz w:val="20"/>
+          <w:szCs w:val="20"/>
+        </w:rPr>
+        <w:t>, RAJ0007, and RAJ0006</w:t>
       </w:r>
     </w:p>
     <w:p>
@@ -751,54 +751,6 @@
       </w:r>
       <w:r>
         <w:rPr>
-          <w:dstrike w:val="false"/>
-          <w:strike w:val="false"/>
-          <w:sz w:val="20"/>
-          <w:u w:val="none"/>
-          <w:b w:val="false"/>
-          <w:szCs w:val="20"/>
-          <w:color w:val="auto"/>
-        </w:rPr>
-        <w:instrText xml:space="preserve"> DOCPROPERTY "ReferenceReceiving"</w:instrText>
-      </w:r>
-      <w:r>
-        <w:rPr>
-          <w:dstrike w:val="false"/>
-          <w:strike w:val="false"/>
-          <w:sz w:val="20"/>
-          <w:u w:val="none"/>
-          <w:b w:val="false"/>
-          <w:szCs w:val="20"/>
-          <w:color w:val="auto"/>
-        </w:rPr>
-        <w:fldChar w:fldCharType="separate"/>
-      </w:r>
-      <w:r>
-        <w:rPr>
-          <w:dstrike w:val="false"/>
-          <w:strike w:val="false"/>
-          <w:sz w:val="20"/>
-          <w:u w:val="none"/>
-          <w:b w:val="false"/>
-          <w:szCs w:val="20"/>
-          <w:color w:val="auto"/>
-        </w:rPr>
-        <w:t>HMA/MUH0057/ATLH/26</w:t>
-      </w:r>
-      <w:r>
-        <w:rPr>
-          <w:dstrike w:val="false"/>
-          <w:strike w:val="false"/>
-          <w:sz w:val="20"/>
-          <w:u w:val="none"/>
-          <w:b w:val="false"/>
-          <w:szCs w:val="20"/>
-          <w:color w:val="auto"/>
-        </w:rPr>
-        <w:fldChar w:fldCharType="end"/>
-      </w:r>
-      <w:r>
-        <w:rPr>
           <w:b w:val="false"/>
           <w:strike w:val="false"/>
           <w:dstrike w:val="false"/>
@@ -807,46 +759,8 @@
           <w:szCs w:val="20"/>
           <w:u w:val="none"/>
         </w:rPr>
-        <w:t>.</w:t>
-      </w:r>
-    </w:p>
-    <w:p>
-      <w:pPr>
-        <w:pStyle w:val="Default"/>
-        <w:tabs>
-          <w:tab w:val="clear" w:pos="720"/>
-          <w:tab w:val="left" w:pos="400" w:leader="none"/>
-        </w:tabs>
-        <w:bidi w:val="0"/>
-        <w:jc w:val="start"/>
-        <w:rPr>
-          <w:rFonts w:ascii="Calibri" w:hAnsi="Calibri"/>
-          <w:sz w:val="20"/>
-          <w:szCs w:val="20"/>
-        </w:rPr>
-      </w:pPr>
-      <w:r>
-        <w:rPr>
-          <w:sz w:val="20"/>
-          <w:szCs w:val="20"/>
-        </w:rPr>
-      </w:r>
-    </w:p>
-    <w:p>
-      <w:pPr>
-        <w:pStyle w:val="Default"/>
-        <w:tabs>
-          <w:tab w:val="clear" w:pos="720"/>
-          <w:tab w:val="left" w:pos="400" w:leader="none"/>
-        </w:tabs>
-        <w:bidi w:val="0"/>
-        <w:jc w:val="start"/>
-        <w:rPr>
-          <w:rFonts w:ascii="Calibri" w:hAnsi="Calibri"/>
-          <w:sz w:val="20"/>
-          <w:szCs w:val="20"/>
-        </w:rPr>
-      </w:pPr>
+        <w:instrText xml:space="preserve"> DOCPROPERTY "ReferenceReceiving"</w:instrText>
+      </w:r>
       <w:r>
         <w:rPr>
           <w:b w:val="false"/>
@@ -857,28 +771,8 @@
           <w:szCs w:val="20"/>
           <w:u w:val="none"/>
         </w:rPr>
-        <w:t>I acknowledge receiving of:</w:t>
-      </w:r>
-    </w:p>
-    <w:p>
-      <w:pPr>
-        <w:pStyle w:val="Default"/>
-        <w:numPr>
-          <w:ilvl w:val="0"/>
-          <w:numId w:val="4"/>
-        </w:numPr>
-        <w:tabs>
-          <w:tab w:val="clear" w:pos="720"/>
-          <w:tab w:val="left" w:pos="400" w:leader="none"/>
-        </w:tabs>
-        <w:bidi w:val="0"/>
-        <w:jc w:val="start"/>
-        <w:rPr>
-          <w:rFonts w:ascii="Calibri" w:hAnsi="Calibri"/>
-          <w:sz w:val="20"/>
-          <w:szCs w:val="20"/>
-        </w:rPr>
-      </w:pPr>
+        <w:fldChar w:fldCharType="separate"/>
+      </w:r>
       <w:r>
         <w:rPr>
           <w:b w:val="false"/>
@@ -889,7 +783,31 @@
           <w:szCs w:val="20"/>
           <w:u w:val="none"/>
         </w:rPr>
-        <w:t xml:space="preserve">Share Certificates duly transferred into the legal heirs’ respective names. </w:t>
+        <w:t>HMA/MUH0057/ATLH/26</w:t>
+      </w:r>
+      <w:r>
+        <w:rPr>
+          <w:b w:val="false"/>
+          <w:strike w:val="false"/>
+          <w:dstrike w:val="false"/>
+          <w:color w:val="auto"/>
+          <w:sz w:val="20"/>
+          <w:szCs w:val="20"/>
+          <w:u w:val="none"/>
+        </w:rPr>
+        <w:fldChar w:fldCharType="end"/>
+      </w:r>
+      <w:r>
+        <w:rPr>
+          <w:b w:val="false"/>
+          <w:strike w:val="false"/>
+          <w:dstrike w:val="false"/>
+          <w:color w:val="auto"/>
+          <w:sz w:val="20"/>
+          <w:szCs w:val="20"/>
+          <w:u w:val="none"/>
+        </w:rPr>
+        <w:t>.</w:t>
       </w:r>
     </w:p>
     <w:p>
@@ -932,7 +850,6 @@
       <w:r>
         <w:rPr>
           <w:b w:val="false"/>
-          <w:bCs w:val="false"/>
           <w:strike w:val="false"/>
           <w:dstrike w:val="false"/>
           <w:color w:val="auto"/>
@@ -940,33 +857,7 @@
           <w:szCs w:val="20"/>
           <w:u w:val="none"/>
         </w:rPr>
-        <w:t>Moving forward in accordance with SECP directives to convert the above mentioned shares into Book Entry Form, please enclose system generated transfer of shares form</w:t>
-      </w:r>
-      <w:r>
-        <w:rPr>
-          <w:b w:val="false"/>
-          <w:bCs w:val="false"/>
-          <w:strike w:val="false"/>
-          <w:dstrike w:val="false"/>
-          <w:color w:val="auto"/>
-          <w:sz w:val="20"/>
-          <w:szCs w:val="20"/>
-          <w:u w:val="none"/>
-        </w:rPr>
-        <w:t>s</w:t>
-      </w:r>
-      <w:r>
-        <w:rPr>
-          <w:b w:val="false"/>
-          <w:bCs w:val="false"/>
-          <w:strike w:val="false"/>
-          <w:dstrike w:val="false"/>
-          <w:color w:val="auto"/>
-          <w:sz w:val="20"/>
-          <w:szCs w:val="20"/>
-          <w:u w:val="none"/>
-        </w:rPr>
-        <w:t xml:space="preserve"> relevant to the subject mentioned folios in response to this letter to the address listed below.</w:t>
+        <w:t xml:space="preserve">As requested, enclosed please find three Performas regarding IBAN, duly filled and signed, along with an attested copy of the signatories’ valid CNIC. </w:t>
       </w:r>
     </w:p>
     <w:p>
@@ -1132,18 +1023,54 @@
         </w:rPr>
       </w:pPr>
       <w:r>
+        <w:rPr>
+          <w:b w:val="false"/>
+          <w:strike w:val="false"/>
+          <w:dstrike w:val="false"/>
+          <w:color w:val="auto"/>
+          <w:sz w:val="20"/>
+          <w:szCs w:val="20"/>
+          <w:u w:val="none"/>
+        </w:rPr>
+      </w:r>
+    </w:p>
+    <w:p>
+      <w:pPr>
+        <w:pStyle w:val="Default"/>
+        <w:tabs>
+          <w:tab w:val="clear" w:pos="720"/>
+          <w:tab w:val="left" w:pos="400" w:leader="none"/>
+        </w:tabs>
+        <w:bidi w:val="0"/>
+        <w:jc w:val="start"/>
+        <w:rPr>
+          <w:rFonts w:ascii="Calibri" w:hAnsi="Calibri"/>
+          <w:sz w:val="20"/>
+          <w:szCs w:val="20"/>
+        </w:rPr>
+      </w:pPr>
+      <w:r>
+        <w:rPr>
+          <w:b w:val="false"/>
+          <w:strike w:val="false"/>
+          <w:dstrike w:val="false"/>
+          <w:color w:val="auto"/>
+          <w:sz w:val="20"/>
+          <w:szCs w:val="20"/>
+          <w:u w:val="none"/>
+        </w:rPr>
         <w:drawing>
-          <wp:anchor behindDoc="0" distT="0" distB="0" distL="0" distR="0" simplePos="0" locked="0" layoutInCell="0" allowOverlap="1" relativeHeight="2">
+          <wp:anchor distT="0" distB="0" distL="0" distR="0" simplePos="0" relativeHeight="2" behindDoc="0" locked="0" layoutInCell="1" allowOverlap="1">
             <wp:simplePos x="0" y="0"/>
             <wp:positionH relativeFrom="column">
-              <wp:posOffset>69850</wp:posOffset>
+              <wp:posOffset>-170180</wp:posOffset>
             </wp:positionH>
             <wp:positionV relativeFrom="paragraph">
-              <wp:posOffset>120015</wp:posOffset>
+              <wp:posOffset>34925</wp:posOffset>
             </wp:positionV>
             <wp:extent cx="1151890" cy="467995"/>
             <wp:effectExtent l="0" t="0" r="0" b="0"/>
-            <wp:wrapSquare wrapText="left"/>
+            <wp:wrapNone/>
             <wp:docPr id="1" name="Image1"/>
             <wp:cNvGraphicFramePr>
               <a:graphicFrameLocks xmlns:a="http://schemas.openxmlformats.org/drawingml/2006/main" noChangeAspect="1"/>
@@ -1179,6 +1106,22 @@
           </wp:anchor>
         </w:drawing>
       </w:r>
+    </w:p>
+    <w:p>
+      <w:pPr>
+        <w:pStyle w:val="Default"/>
+        <w:tabs>
+          <w:tab w:val="clear" w:pos="720"/>
+          <w:tab w:val="left" w:pos="400" w:leader="none"/>
+        </w:tabs>
+        <w:bidi w:val="0"/>
+        <w:jc w:val="start"/>
+        <w:rPr>
+          <w:rFonts w:ascii="Calibri" w:hAnsi="Calibri"/>
+          <w:sz w:val="20"/>
+          <w:szCs w:val="20"/>
+        </w:rPr>
+      </w:pPr>
       <w:r>
         <w:rPr>
           <w:sz w:val="20"/>
@@ -1576,7 +1519,6 @@
             <w:rPr>
               <w:rFonts w:ascii="Arial" w:hAnsi="Arial"/>
               <w:i w:val="false"/>
-              <w:i w:val="false"/>
               <w:caps w:val="false"/>
               <w:smallCaps w:val="false"/>
               <w:color w:val="auto"/>
@@ -1647,54 +1589,6 @@
                 </w:r>
                 <w:r>
                   <w:rPr>
-                    <w:smallCaps w:val="false"/>
-                    <w:caps w:val="false"/>
-                    <w:sz w:val="20"/>
-                    <w:i w:val="false"/>
-                    <w:u w:val="none"/>
-                    <w:szCs w:val="20"/>
-                    <w:color w:val="auto"/>
-                  </w:rPr>
-                  <w:instrText xml:space="preserve"> DOCPROPERTY "CoTicker"</w:instrText>
-                </w:r>
-                <w:r>
-                  <w:rPr>
-                    <w:smallCaps w:val="false"/>
-                    <w:caps w:val="false"/>
-                    <w:sz w:val="20"/>
-                    <w:i w:val="false"/>
-                    <w:u w:val="none"/>
-                    <w:szCs w:val="20"/>
-                    <w:color w:val="auto"/>
-                  </w:rPr>
-                  <w:fldChar w:fldCharType="separate"/>
-                </w:r>
-                <w:r>
-                  <w:rPr>
-                    <w:smallCaps w:val="false"/>
-                    <w:caps w:val="false"/>
-                    <w:sz w:val="20"/>
-                    <w:i w:val="false"/>
-                    <w:u w:val="none"/>
-                    <w:szCs w:val="20"/>
-                    <w:color w:val="auto"/>
-                  </w:rPr>
-                  <w:t>ATLH</w:t>
-                </w:r>
-                <w:r>
-                  <w:rPr>
-                    <w:smallCaps w:val="false"/>
-                    <w:caps w:val="false"/>
-                    <w:sz w:val="20"/>
-                    <w:i w:val="false"/>
-                    <w:u w:val="none"/>
-                    <w:szCs w:val="20"/>
-                    <w:color w:val="auto"/>
-                  </w:rPr>
-                  <w:fldChar w:fldCharType="end"/>
-                </w:r>
-                <w:r>
-                  <w:rPr>
                     <w:i w:val="false"/>
                     <w:caps w:val="false"/>
                     <w:smallCaps w:val="false"/>
@@ -1703,7 +1597,7 @@
                     <w:szCs w:val="20"/>
                     <w:u w:val="none"/>
                   </w:rPr>
-                  <w:t>-</w:t>
+                  <w:instrText xml:space="preserve"> DOCPROPERTY "CoTicker"</w:instrText>
                 </w:r>
                 <w:r>
                   <w:rPr>
@@ -1715,55 +1609,7 @@
                     <w:szCs w:val="20"/>
                     <w:u w:val="none"/>
                   </w:rPr>
-                  <w:fldChar w:fldCharType="begin"/>
-                </w:r>
-                <w:r>
-                  <w:rPr>
-                    <w:smallCaps w:val="false"/>
-                    <w:caps w:val="false"/>
-                    <w:sz w:val="20"/>
-                    <w:i w:val="false"/>
-                    <w:u w:val="none"/>
-                    <w:szCs w:val="20"/>
-                    <w:color w:val="auto"/>
-                  </w:rPr>
-                  <w:instrText xml:space="preserve"> DOCPROPERTY "Folio1"</w:instrText>
-                </w:r>
-                <w:r>
-                  <w:rPr>
-                    <w:smallCaps w:val="false"/>
-                    <w:caps w:val="false"/>
-                    <w:sz w:val="20"/>
-                    <w:i w:val="false"/>
-                    <w:u w:val="none"/>
-                    <w:szCs w:val="20"/>
-                    <w:color w:val="auto"/>
-                  </w:rPr>
                   <w:fldChar w:fldCharType="separate"/>
-                </w:r>
-                <w:r>
-                  <w:rPr>
-                    <w:smallCaps w:val="false"/>
-                    <w:caps w:val="false"/>
-                    <w:sz w:val="20"/>
-                    <w:i w:val="false"/>
-                    <w:u w:val="none"/>
-                    <w:szCs w:val="20"/>
-                    <w:color w:val="auto"/>
-                  </w:rPr>
-                  <w:t>MUH0057</w:t>
-                </w:r>
-                <w:r>
-                  <w:rPr>
-                    <w:smallCaps w:val="false"/>
-                    <w:caps w:val="false"/>
-                    <w:sz w:val="20"/>
-                    <w:i w:val="false"/>
-                    <w:u w:val="none"/>
-                    <w:szCs w:val="20"/>
-                    <w:color w:val="auto"/>
-                  </w:rPr>
-                  <w:fldChar w:fldCharType="end"/>
                 </w:r>
                 <w:r>
                   <w:rPr>
@@ -1775,17 +1621,113 @@
                     <w:szCs w:val="20"/>
                     <w:u w:val="none"/>
                   </w:rPr>
+                  <w:t>ATLH</w:t>
+                </w:r>
+                <w:r>
+                  <w:rPr>
+                    <w:i w:val="false"/>
+                    <w:caps w:val="false"/>
+                    <w:smallCaps w:val="false"/>
+                    <w:color w:val="auto"/>
+                    <w:sz w:val="20"/>
+                    <w:szCs w:val="20"/>
+                    <w:u w:val="none"/>
+                  </w:rPr>
+                  <w:fldChar w:fldCharType="end"/>
+                </w:r>
+                <w:r>
+                  <w:rPr>
+                    <w:i w:val="false"/>
+                    <w:caps w:val="false"/>
+                    <w:smallCaps w:val="false"/>
+                    <w:color w:val="auto"/>
+                    <w:sz w:val="20"/>
+                    <w:szCs w:val="20"/>
+                    <w:u w:val="none"/>
+                  </w:rPr>
                   <w:t>-</w:t>
                 </w:r>
                 <w:r>
                   <w:rPr>
-                    <w:sz w:val="18"/>
-                    <w:szCs w:val="18"/>
+                    <w:i w:val="false"/>
+                    <w:caps w:val="false"/>
+                    <w:smallCaps w:val="false"/>
+                    <w:color w:val="auto"/>
+                    <w:sz w:val="20"/>
+                    <w:szCs w:val="20"/>
+                    <w:u w:val="none"/>
                   </w:rPr>
                   <w:fldChar w:fldCharType="begin"/>
                 </w:r>
                 <w:r>
                   <w:rPr>
+                    <w:i w:val="false"/>
+                    <w:caps w:val="false"/>
+                    <w:smallCaps w:val="false"/>
+                    <w:color w:val="auto"/>
+                    <w:sz w:val="20"/>
+                    <w:szCs w:val="20"/>
+                    <w:u w:val="none"/>
+                  </w:rPr>
+                  <w:instrText xml:space="preserve"> DOCPROPERTY "Folio1"</w:instrText>
+                </w:r>
+                <w:r>
+                  <w:rPr>
+                    <w:i w:val="false"/>
+                    <w:caps w:val="false"/>
+                    <w:smallCaps w:val="false"/>
+                    <w:color w:val="auto"/>
+                    <w:sz w:val="20"/>
+                    <w:szCs w:val="20"/>
+                    <w:u w:val="none"/>
+                  </w:rPr>
+                  <w:fldChar w:fldCharType="separate"/>
+                </w:r>
+                <w:r>
+                  <w:rPr>
+                    <w:i w:val="false"/>
+                    <w:caps w:val="false"/>
+                    <w:smallCaps w:val="false"/>
+                    <w:color w:val="auto"/>
+                    <w:sz w:val="20"/>
+                    <w:szCs w:val="20"/>
+                    <w:u w:val="none"/>
+                  </w:rPr>
+                  <w:t>MUH0057</w:t>
+                </w:r>
+                <w:r>
+                  <w:rPr>
+                    <w:i w:val="false"/>
+                    <w:caps w:val="false"/>
+                    <w:smallCaps w:val="false"/>
+                    <w:color w:val="auto"/>
+                    <w:sz w:val="20"/>
+                    <w:szCs w:val="20"/>
+                    <w:u w:val="none"/>
+                  </w:rPr>
+                  <w:fldChar w:fldCharType="end"/>
+                </w:r>
+                <w:r>
+                  <w:rPr>
+                    <w:i w:val="false"/>
+                    <w:caps w:val="false"/>
+                    <w:smallCaps w:val="false"/>
+                    <w:color w:val="auto"/>
+                    <w:sz w:val="20"/>
+                    <w:szCs w:val="20"/>
+                    <w:u w:val="none"/>
+                  </w:rPr>
+                  <w:t>-</w:t>
+                </w:r>
+                <w:r>
+                  <w:rPr>
+                    <w:sz w:val="18"/>
+                    <w:szCs w:val="18"/>
+                  </w:rPr>
+                  <w:fldChar w:fldCharType="begin"/>
+                </w:r>
+                <w:r>
+                  <w:rPr>
                     <w:sz w:val="18"/>
                     <w:szCs w:val="18"/>
                   </w:rPr>
@@ -1803,7 +1745,7 @@
                     <w:sz w:val="18"/>
                     <w:szCs w:val="18"/>
                   </w:rPr>
-                  <w:t>TOS-26-01</w:t>
+                  <w:t>26-02</w:t>
                 </w:r>
                 <w:r>
                   <w:rPr>
@@ -1993,7 +1935,6 @@
             <w:rPr>
               <w:rFonts w:ascii="Arial" w:hAnsi="Arial"/>
               <w:i w:val="false"/>
-              <w:i w:val="false"/>
               <w:caps w:val="false"/>
               <w:smallCaps w:val="false"/>
               <w:color w:val="auto"/>
@@ -2064,54 +2005,6 @@
                 </w:r>
                 <w:r>
                   <w:rPr>
-                    <w:smallCaps w:val="false"/>
-                    <w:caps w:val="false"/>
-                    <w:sz w:val="20"/>
-                    <w:i w:val="false"/>
-                    <w:u w:val="none"/>
-                    <w:szCs w:val="20"/>
-                    <w:color w:val="auto"/>
-                  </w:rPr>
-                  <w:instrText xml:space="preserve"> DOCPROPERTY "CoTicker"</w:instrText>
-                </w:r>
-                <w:r>
-                  <w:rPr>
-                    <w:smallCaps w:val="false"/>
-                    <w:caps w:val="false"/>
-                    <w:sz w:val="20"/>
-                    <w:i w:val="false"/>
-                    <w:u w:val="none"/>
-                    <w:szCs w:val="20"/>
-                    <w:color w:val="auto"/>
-                  </w:rPr>
-                  <w:fldChar w:fldCharType="separate"/>
-                </w:r>
-                <w:r>
-                  <w:rPr>
-                    <w:smallCaps w:val="false"/>
-                    <w:caps w:val="false"/>
-                    <w:sz w:val="20"/>
-                    <w:i w:val="false"/>
-                    <w:u w:val="none"/>
-                    <w:szCs w:val="20"/>
-                    <w:color w:val="auto"/>
-                  </w:rPr>
-                  <w:t>ATLH</w:t>
-                </w:r>
-                <w:r>
-                  <w:rPr>
-                    <w:smallCaps w:val="false"/>
-                    <w:caps w:val="false"/>
-                    <w:sz w:val="20"/>
-                    <w:i w:val="false"/>
-                    <w:u w:val="none"/>
-                    <w:szCs w:val="20"/>
-                    <w:color w:val="auto"/>
-                  </w:rPr>
-                  <w:fldChar w:fldCharType="end"/>
-                </w:r>
-                <w:r>
-                  <w:rPr>
                     <w:i w:val="false"/>
                     <w:caps w:val="false"/>
                     <w:smallCaps w:val="false"/>
@@ -2120,7 +2013,7 @@
                     <w:szCs w:val="20"/>
                     <w:u w:val="none"/>
                   </w:rPr>
-                  <w:t>-</w:t>
+                  <w:instrText xml:space="preserve"> DOCPROPERTY "CoTicker"</w:instrText>
                 </w:r>
                 <w:r>
                   <w:rPr>
@@ -2132,55 +2025,7 @@
                     <w:szCs w:val="20"/>
                     <w:u w:val="none"/>
                   </w:rPr>
-                  <w:fldChar w:fldCharType="begin"/>
-                </w:r>
-                <w:r>
-                  <w:rPr>
-                    <w:smallCaps w:val="false"/>
-                    <w:caps w:val="false"/>
-                    <w:sz w:val="20"/>
-                    <w:i w:val="false"/>
-                    <w:u w:val="none"/>
-                    <w:szCs w:val="20"/>
-                    <w:color w:val="auto"/>
-                  </w:rPr>
-                  <w:instrText xml:space="preserve"> DOCPROPERTY "Folio1"</w:instrText>
-                </w:r>
-                <w:r>
-                  <w:rPr>
-                    <w:smallCaps w:val="false"/>
-                    <w:caps w:val="false"/>
-                    <w:sz w:val="20"/>
-                    <w:i w:val="false"/>
-                    <w:u w:val="none"/>
-                    <w:szCs w:val="20"/>
-                    <w:color w:val="auto"/>
-                  </w:rPr>
                   <w:fldChar w:fldCharType="separate"/>
-                </w:r>
-                <w:r>
-                  <w:rPr>
-                    <w:smallCaps w:val="false"/>
-                    <w:caps w:val="false"/>
-                    <w:sz w:val="20"/>
-                    <w:i w:val="false"/>
-                    <w:u w:val="none"/>
-                    <w:szCs w:val="20"/>
-                    <w:color w:val="auto"/>
-                  </w:rPr>
-                  <w:t>MUH0057</w:t>
-                </w:r>
-                <w:r>
-                  <w:rPr>
-                    <w:smallCaps w:val="false"/>
-                    <w:caps w:val="false"/>
-                    <w:sz w:val="20"/>
-                    <w:i w:val="false"/>
-                    <w:u w:val="none"/>
-                    <w:szCs w:val="20"/>
-                    <w:color w:val="auto"/>
-                  </w:rPr>
-                  <w:fldChar w:fldCharType="end"/>
                 </w:r>
                 <w:r>
                   <w:rPr>
@@ -2192,17 +2037,113 @@
                     <w:szCs w:val="20"/>
                     <w:u w:val="none"/>
                   </w:rPr>
+                  <w:t>ATLH</w:t>
+                </w:r>
+                <w:r>
+                  <w:rPr>
+                    <w:i w:val="false"/>
+                    <w:caps w:val="false"/>
+                    <w:smallCaps w:val="false"/>
+                    <w:color w:val="auto"/>
+                    <w:sz w:val="20"/>
+                    <w:szCs w:val="20"/>
+                    <w:u w:val="none"/>
+                  </w:rPr>
+                  <w:fldChar w:fldCharType="end"/>
+                </w:r>
+                <w:r>
+                  <w:rPr>
+                    <w:i w:val="false"/>
+                    <w:caps w:val="false"/>
+                    <w:smallCaps w:val="false"/>
+                    <w:color w:val="auto"/>
+                    <w:sz w:val="20"/>
+                    <w:szCs w:val="20"/>
+                    <w:u w:val="none"/>
+                  </w:rPr>
                   <w:t>-</w:t>
                 </w:r>
                 <w:r>
                   <w:rPr>
-                    <w:sz w:val="18"/>
-                    <w:szCs w:val="18"/>
+                    <w:i w:val="false"/>
+                    <w:caps w:val="false"/>
+                    <w:smallCaps w:val="false"/>
+                    <w:color w:val="auto"/>
+                    <w:sz w:val="20"/>
+                    <w:szCs w:val="20"/>
+                    <w:u w:val="none"/>
                   </w:rPr>
                   <w:fldChar w:fldCharType="begin"/>
                 </w:r>
                 <w:r>
                   <w:rPr>
+                    <w:i w:val="false"/>
+                    <w:caps w:val="false"/>
+                    <w:smallCaps w:val="false"/>
+                    <w:color w:val="auto"/>
+                    <w:sz w:val="20"/>
+                    <w:szCs w:val="20"/>
+                    <w:u w:val="none"/>
+                  </w:rPr>
+                  <w:instrText xml:space="preserve"> DOCPROPERTY "Folio1"</w:instrText>
+                </w:r>
+                <w:r>
+                  <w:rPr>
+                    <w:i w:val="false"/>
+                    <w:caps w:val="false"/>
+                    <w:smallCaps w:val="false"/>
+                    <w:color w:val="auto"/>
+                    <w:sz w:val="20"/>
+                    <w:szCs w:val="20"/>
+                    <w:u w:val="none"/>
+                  </w:rPr>
+                  <w:fldChar w:fldCharType="separate"/>
+                </w:r>
+                <w:r>
+                  <w:rPr>
+                    <w:i w:val="false"/>
+                    <w:caps w:val="false"/>
+                    <w:smallCaps w:val="false"/>
+                    <w:color w:val="auto"/>
+                    <w:sz w:val="20"/>
+                    <w:szCs w:val="20"/>
+                    <w:u w:val="none"/>
+                  </w:rPr>
+                  <w:t>MUH0057</w:t>
+                </w:r>
+                <w:r>
+                  <w:rPr>
+                    <w:i w:val="false"/>
+                    <w:caps w:val="false"/>
+                    <w:smallCaps w:val="false"/>
+                    <w:color w:val="auto"/>
+                    <w:sz w:val="20"/>
+                    <w:szCs w:val="20"/>
+                    <w:u w:val="none"/>
+                  </w:rPr>
+                  <w:fldChar w:fldCharType="end"/>
+                </w:r>
+                <w:r>
+                  <w:rPr>
+                    <w:i w:val="false"/>
+                    <w:caps w:val="false"/>
+                    <w:smallCaps w:val="false"/>
+                    <w:color w:val="auto"/>
+                    <w:sz w:val="20"/>
+                    <w:szCs w:val="20"/>
+                    <w:u w:val="none"/>
+                  </w:rPr>
+                  <w:t>-</w:t>
+                </w:r>
+                <w:r>
+                  <w:rPr>
+                    <w:sz w:val="18"/>
+                    <w:szCs w:val="18"/>
+                  </w:rPr>
+                  <w:fldChar w:fldCharType="begin"/>
+                </w:r>
+                <w:r>
+                  <w:rPr>
                     <w:sz w:val="18"/>
                     <w:szCs w:val="18"/>
                   </w:rPr>
@@ -2220,7 +2161,7 @@
                     <w:sz w:val="18"/>
                     <w:szCs w:val="18"/>
                   </w:rPr>
-                  <w:t>TOS-26-01</w:t>
+                  <w:t>26-02</w:t>
                 </w:r>
                 <w:r>
                   <w:rPr>
@@ -2805,125 +2746,6 @@
   <w:abstractNum w:abstractNumId="4">
     <w:lvl w:ilvl="0">
       <w:start w:val="1"/>
-      <w:numFmt w:val="decimal"/>
-      <w:lvlText w:val="%1."/>
-      <w:lvlJc w:val="start"/>
-      <w:pPr>
-        <w:tabs>
-          <w:tab w:val="num" w:pos="720"/>
-        </w:tabs>
-        <w:ind w:start="720" w:hanging="360"/>
-      </w:pPr>
-      <w:rPr/>
-    </w:lvl>
-    <w:lvl w:ilvl="1">
-      <w:start w:val="1"/>
-      <w:numFmt w:val="decimal"/>
-      <w:lvlText w:val="%2."/>
-      <w:lvlJc w:val="start"/>
-      <w:pPr>
-        <w:tabs>
-          <w:tab w:val="num" w:pos="1080"/>
-        </w:tabs>
-        <w:ind w:start="1080" w:hanging="360"/>
-      </w:pPr>
-      <w:rPr/>
-    </w:lvl>
-    <w:lvl w:ilvl="2">
-      <w:start w:val="1"/>
-      <w:numFmt w:val="decimal"/>
-      <w:lvlText w:val="%3."/>
-      <w:lvlJc w:val="start"/>
-      <w:pPr>
-        <w:tabs>
-          <w:tab w:val="num" w:pos="1440"/>
-        </w:tabs>
-        <w:ind w:start="1440" w:hanging="360"/>
-      </w:pPr>
-      <w:rPr/>
-    </w:lvl>
-    <w:lvl w:ilvl="3">
-      <w:start w:val="1"/>
-      <w:numFmt w:val="decimal"/>
-      <w:lvlText w:val="%4."/>
-      <w:lvlJc w:val="start"/>
-      <w:pPr>
-        <w:tabs>
-          <w:tab w:val="num" w:pos="1800"/>
-        </w:tabs>
-        <w:ind w:start="1800" w:hanging="360"/>
-      </w:pPr>
-      <w:rPr/>
-    </w:lvl>
-    <w:lvl w:ilvl="4">
-      <w:start w:val="1"/>
-      <w:numFmt w:val="decimal"/>
-      <w:lvlText w:val="%5."/>
-      <w:lvlJc w:val="start"/>
-      <w:pPr>
-        <w:tabs>
-          <w:tab w:val="num" w:pos="2160"/>
-        </w:tabs>
-        <w:ind w:start="2160" w:hanging="360"/>
-      </w:pPr>
-      <w:rPr/>
-    </w:lvl>
-    <w:lvl w:ilvl="5">
-      <w:start w:val="1"/>
-      <w:numFmt w:val="decimal"/>
-      <w:lvlText w:val="%6."/>
-      <w:lvlJc w:val="start"/>
-      <w:pPr>
-        <w:tabs>
-          <w:tab w:val="num" w:pos="2520"/>
-        </w:tabs>
-        <w:ind w:start="2520" w:hanging="360"/>
-      </w:pPr>
-      <w:rPr/>
-    </w:lvl>
-    <w:lvl w:ilvl="6">
-      <w:start w:val="1"/>
-      <w:numFmt w:val="decimal"/>
-      <w:lvlText w:val="%7."/>
-      <w:lvlJc w:val="start"/>
-      <w:pPr>
-        <w:tabs>
-          <w:tab w:val="num" w:pos="2880"/>
-        </w:tabs>
-        <w:ind w:start="2880" w:hanging="360"/>
-      </w:pPr>
-      <w:rPr/>
-    </w:lvl>
-    <w:lvl w:ilvl="7">
-      <w:start w:val="1"/>
-      <w:numFmt w:val="decimal"/>
-      <w:lvlText w:val="%8."/>
-      <w:lvlJc w:val="start"/>
-      <w:pPr>
-        <w:tabs>
-          <w:tab w:val="num" w:pos="3240"/>
-        </w:tabs>
-        <w:ind w:start="3240" w:hanging="360"/>
-      </w:pPr>
-      <w:rPr/>
-    </w:lvl>
-    <w:lvl w:ilvl="8">
-      <w:start w:val="1"/>
-      <w:numFmt w:val="decimal"/>
-      <w:lvlText w:val="%9."/>
-      <w:lvlJc w:val="start"/>
-      <w:pPr>
-        <w:tabs>
-          <w:tab w:val="num" w:pos="3600"/>
-        </w:tabs>
-        <w:ind w:start="3600" w:hanging="360"/>
-      </w:pPr>
-      <w:rPr/>
-    </w:lvl>
-  </w:abstractNum>
-  <w:abstractNum w:abstractNumId="5">
-    <w:lvl w:ilvl="0">
-      <w:start w:val="1"/>
       <w:numFmt w:val="none"/>
       <w:suff w:val="nothing"/>
       <w:lvlText w:val=""/>
@@ -3051,9 +2873,6 @@
   </w:num>
   <w:num w:numId="4">
     <w:abstractNumId w:val="4"/>
-  </w:num>
-  <w:num w:numId="5">
-    <w:abstractNumId w:val="5"/>
   </w:num>
 </w:numbering>
 </file>
@@ -3082,7 +2901,7 @@
     <w:pPr>
       <w:widowControl/>
       <w:suppressAutoHyphens w:val="true"/>
-      <w:overflowPunct w:val="false"/>
+      <w:overflowPunct w:val="true"/>
       <w:bidi w:val="0"/>
       <w:snapToGrid w:val="false"/>
       <w:spacing w:before="0" w:after="0"/>
@@ -3134,8 +2953,8 @@
       <w:bCs/>
     </w:rPr>
   </w:style>
-  <w:style w:type="character" w:styleId="Bulletsuser">
-    <w:name w:val="Bullets (user)"/>
+  <w:style w:type="character" w:styleId="Bullets">
+    <w:name w:val="Bullets"/>
     <w:qFormat/>
     <w:rPr>
       <w:rFonts w:ascii="OpenSymbol" w:hAnsi="OpenSymbol" w:eastAsia="OpenSymbol" w:cs="OpenSymbol"/>
@@ -3238,7 +3057,7 @@
     <w:pPr>
       <w:widowControl/>
       <w:suppressAutoHyphens w:val="true"/>
-      <w:overflowPunct w:val="false"/>
+      <w:overflowPunct w:val="true"/>
       <w:bidi w:val="0"/>
       <w:spacing w:before="0" w:after="0"/>
       <w:jc w:val="start"/>
@@ -3373,37 +3192,37 @@
         <a:srgbClr val="000000"/>
       </a:dk1>
       <a:lt1>
-        <a:srgbClr val="ffffff"/>
+        <a:srgbClr val="FFFFFF"/>
       </a:lt1>
       <a:dk2>
         <a:srgbClr val="000000"/>
       </a:dk2>
       <a:lt2>
-        <a:srgbClr val="ffffff"/>
+        <a:srgbClr val="FFFFFF"/>
       </a:lt2>
       <a:accent1>
-        <a:srgbClr val="18a303"/>
+        <a:srgbClr val="18A303"/>
       </a:accent1>
       <a:accent2>
-        <a:srgbClr val="0369a3"/>
+        <a:srgbClr val="0369A3"/>
       </a:accent2>
       <a:accent3>
-        <a:srgbClr val="a33e03"/>
+        <a:srgbClr val="A33E03"/>
       </a:accent3>
       <a:accent4>
-        <a:srgbClr val="8e03a3"/>
+        <a:srgbClr val="8E03A3"/>
       </a:accent4>
       <a:accent5>
-        <a:srgbClr val="c99c00"/>
+        <a:srgbClr val="C99C00"/>
       </a:accent5>
       <a:accent6>
-        <a:srgbClr val="c9211e"/>
+        <a:srgbClr val="C9211E"/>
       </a:accent6>
       <a:hlink>
-        <a:srgbClr val="0000ee"/>
+        <a:srgbClr val="0000EE"/>
       </a:hlink>
       <a:folHlink>
-        <a:srgbClr val="551a8b"/>
+        <a:srgbClr val="551A8B"/>
       </a:folHlink>
     </a:clrScheme>
     <a:fontScheme name="Office">
